--- a/docs/requisitos/GASTRA_Matriz_Rastreabilidade.docx
+++ b/docs/requisitos/GASTRA_Matriz_Rastreabilidade.docx
@@ -3955,6 +3955,396 @@
                 <w:szCs w:val="18"/>
               </w:rPr>
               <w:t>; REL09</w:t>
+            </w:r>
+          </w:p>
+        </w:tc>
+        <w:tc>
+          <w:tcPr>
+            <w:tcW w:w="2528" w:type="dxa"/>
+            <w:tcMar>
+              <w:top w:w="60" w:type="dxa"/>
+              <w:left w:w="100" w:type="dxa"/>
+              <w:bottom w:w="60" w:type="dxa"/>
+              <w:right w:w="100" w:type="dxa"/>
+            </w:tcMar>
+            <w:vAlign w:val="center"/>
+          </w:tcPr>
+          <w:p>
+            <w:pPr>
+              <w:rPr>
+                <w:sz w:val="18"/>
+                <w:szCs w:val="18"/>
+              </w:rPr>
+            </w:pPr>
+            <w:r>
+              <w:rPr>
+                <w:sz w:val="18"/>
+                <w:szCs w:val="18"/>
+              </w:rPr>
+              <w:t>Decisão interna</w:t>
+            </w:r>
+          </w:p>
+        </w:tc>
+        <w:tc>
+          <w:tcPr>
+            <w:tcW w:w="1984" w:type="dxa"/>
+            <w:shd w:val="clear" w:color="auto" w:fill="E2EFDA"/>
+            <w:tcMar>
+              <w:top w:w="60" w:type="dxa"/>
+              <w:left w:w="100" w:type="dxa"/>
+              <w:bottom w:w="60" w:type="dxa"/>
+              <w:right w:w="100" w:type="dxa"/>
+            </w:tcMar>
+            <w:vAlign w:val="center"/>
+          </w:tcPr>
+          <w:p>
+            <w:pPr>
+              <w:jc w:val="center"/>
+              <w:rPr>
+                <w:sz w:val="18"/>
+                <w:szCs w:val="18"/>
+              </w:rPr>
+            </w:pPr>
+            <w:r>
+              <w:rPr>
+                <w:sz w:val="18"/>
+                <w:szCs w:val="18"/>
+              </w:rPr>
+              <w:t>Aprovado</w:t>
+            </w:r>
+          </w:p>
+        </w:tc>
+      </w:tr>
+      <w:tr>
+        <w:tc>
+          <w:tcPr>
+            <w:tcW w:w="1000" w:type="dxa"/>
+            <w:tcMar>
+              <w:top w:w="60" w:type="dxa"/>
+              <w:left w:w="100" w:type="dxa"/>
+              <w:bottom w:w="60" w:type="dxa"/>
+              <w:right w:w="100" w:type="dxa"/>
+            </w:tcMar>
+            <w:vAlign w:val="center"/>
+          </w:tcPr>
+          <w:p>
+            <w:pPr>
+              <w:jc w:val="center"/>
+              <w:rPr>
+                <w:b/>
+                <w:bCs/>
+                <w:sz w:val="18"/>
+                <w:szCs w:val="18"/>
+              </w:rPr>
+            </w:pPr>
+            <w:r>
+              <w:rPr>
+                <w:b/>
+                <w:bCs/>
+                <w:sz w:val="18"/>
+                <w:szCs w:val="18"/>
+              </w:rPr>
+              <w:t>RF23</w:t>
+            </w:r>
+          </w:p>
+        </w:tc>
+        <w:tc>
+          <w:tcPr>
+            <w:tcW w:w="4300" w:type="dxa"/>
+            <w:tcMar>
+              <w:top w:w="60" w:type="dxa"/>
+              <w:left w:w="100" w:type="dxa"/>
+              <w:bottom w:w="60" w:type="dxa"/>
+              <w:right w:w="100" w:type="dxa"/>
+            </w:tcMar>
+            <w:vAlign w:val="center"/>
+          </w:tcPr>
+          <w:p>
+            <w:pPr>
+              <w:rPr>
+                <w:sz w:val="18"/>
+                <w:szCs w:val="18"/>
+              </w:rPr>
+            </w:pPr>
+            <w:r>
+              <w:rPr>
+                <w:sz w:val="18"/>
+                <w:szCs w:val="18"/>
+              </w:rPr>
+              <w:t>O sistema deve permitir ao Gerente cadastrar e editar praças e mesas, vinculando cada mesa a uma praça.</w:t>
+            </w:r>
+          </w:p>
+        </w:tc>
+        <w:tc>
+          <w:tcPr>
+            <w:tcW w:w="2400" w:type="dxa"/>
+            <w:tcMar>
+              <w:top w:w="60" w:type="dxa"/>
+              <w:left w:w="100" w:type="dxa"/>
+              <w:bottom w:w="60" w:type="dxa"/>
+              <w:right w:w="100" w:type="dxa"/>
+            </w:tcMar>
+            <w:vAlign w:val="center"/>
+          </w:tcPr>
+          <w:p>
+            <w:pPr>
+              <w:rPr>
+                <w:sz w:val="18"/>
+                <w:szCs w:val="18"/>
+              </w:rPr>
+            </w:pPr>
+            <w:r>
+              <w:rPr>
+                <w:sz w:val="18"/>
+                <w:szCs w:val="18"/>
+              </w:rPr>
+              <w:t>Decisão da dupla (16/09)</w:t>
+            </w:r>
+          </w:p>
+        </w:tc>
+        <w:tc>
+          <w:tcPr>
+            <w:tcW w:w="2100" w:type="dxa"/>
+            <w:tcMar>
+              <w:top w:w="60" w:type="dxa"/>
+              <w:left w:w="100" w:type="dxa"/>
+              <w:bottom w:w="60" w:type="dxa"/>
+              <w:right w:w="100" w:type="dxa"/>
+            </w:tcMar>
+            <w:vAlign w:val="center"/>
+          </w:tcPr>
+          <w:p>
+            <w:pPr>
+              <w:rPr>
+                <w:sz w:val="18"/>
+                <w:szCs w:val="18"/>
+              </w:rPr>
+            </w:pPr>
+            <w:r>
+              <w:rPr>
+                <w:sz w:val="18"/>
+                <w:szCs w:val="18"/>
+              </w:rPr>
+              <w:t>US22; UC24; ENT01; ENT02; REL01</w:t>
+            </w:r>
+            <w:r>
+              <w:rPr>
+                <w:sz w:val="18"/>
+                <w:szCs w:val="18"/>
+              </w:rPr>
+            </w:r>
+            <w:r>
+              <w:rPr>
+                <w:sz w:val="18"/>
+                <w:szCs w:val="18"/>
+              </w:rPr>
+            </w:r>
+            <w:r>
+              <w:rPr>
+                <w:sz w:val="18"/>
+                <w:szCs w:val="18"/>
+              </w:rPr>
+            </w:r>
+            <w:r>
+              <w:rPr>
+                <w:sz w:val="18"/>
+                <w:szCs w:val="18"/>
+              </w:rPr>
+            </w:r>
+          </w:p>
+        </w:tc>
+        <w:tc>
+          <w:tcPr>
+            <w:tcW w:w="2528" w:type="dxa"/>
+            <w:tcMar>
+              <w:top w:w="60" w:type="dxa"/>
+              <w:left w:w="100" w:type="dxa"/>
+              <w:bottom w:w="60" w:type="dxa"/>
+              <w:right w:w="100" w:type="dxa"/>
+            </w:tcMar>
+            <w:vAlign w:val="center"/>
+          </w:tcPr>
+          <w:p>
+            <w:pPr>
+              <w:rPr>
+                <w:sz w:val="18"/>
+                <w:szCs w:val="18"/>
+              </w:rPr>
+            </w:pPr>
+            <w:r>
+              <w:rPr>
+                <w:sz w:val="18"/>
+                <w:szCs w:val="18"/>
+              </w:rPr>
+              <w:t>Decisão interna</w:t>
+            </w:r>
+          </w:p>
+        </w:tc>
+        <w:tc>
+          <w:tcPr>
+            <w:tcW w:w="1984" w:type="dxa"/>
+            <w:shd w:val="clear" w:color="auto" w:fill="E2EFDA"/>
+            <w:tcMar>
+              <w:top w:w="60" w:type="dxa"/>
+              <w:left w:w="100" w:type="dxa"/>
+              <w:bottom w:w="60" w:type="dxa"/>
+              <w:right w:w="100" w:type="dxa"/>
+            </w:tcMar>
+            <w:vAlign w:val="center"/>
+          </w:tcPr>
+          <w:p>
+            <w:pPr>
+              <w:jc w:val="center"/>
+              <w:rPr>
+                <w:sz w:val="18"/>
+                <w:szCs w:val="18"/>
+              </w:rPr>
+            </w:pPr>
+            <w:r>
+              <w:rPr>
+                <w:sz w:val="18"/>
+                <w:szCs w:val="18"/>
+              </w:rPr>
+              <w:t>Aprovado</w:t>
+            </w:r>
+          </w:p>
+        </w:tc>
+      </w:tr>
+      <w:tr>
+        <w:tc>
+          <w:tcPr>
+            <w:tcW w:w="1000" w:type="dxa"/>
+            <w:tcMar>
+              <w:top w:w="60" w:type="dxa"/>
+              <w:left w:w="100" w:type="dxa"/>
+              <w:bottom w:w="60" w:type="dxa"/>
+              <w:right w:w="100" w:type="dxa"/>
+            </w:tcMar>
+            <w:vAlign w:val="center"/>
+          </w:tcPr>
+          <w:p>
+            <w:pPr>
+              <w:jc w:val="center"/>
+              <w:rPr>
+                <w:b/>
+                <w:bCs/>
+                <w:sz w:val="18"/>
+                <w:szCs w:val="18"/>
+              </w:rPr>
+            </w:pPr>
+            <w:r>
+              <w:rPr>
+                <w:b/>
+                <w:bCs/>
+                <w:sz w:val="18"/>
+                <w:szCs w:val="18"/>
+              </w:rPr>
+              <w:t>RF24</w:t>
+            </w:r>
+          </w:p>
+        </w:tc>
+        <w:tc>
+          <w:tcPr>
+            <w:tcW w:w="4300" w:type="dxa"/>
+            <w:tcMar>
+              <w:top w:w="60" w:type="dxa"/>
+              <w:left w:w="100" w:type="dxa"/>
+              <w:bottom w:w="60" w:type="dxa"/>
+              <w:right w:w="100" w:type="dxa"/>
+            </w:tcMar>
+            <w:vAlign w:val="center"/>
+          </w:tcPr>
+          <w:p>
+            <w:pPr>
+              <w:rPr>
+                <w:sz w:val="18"/>
+                <w:szCs w:val="18"/>
+              </w:rPr>
+            </w:pPr>
+            <w:r>
+              <w:rPr>
+                <w:sz w:val="18"/>
+                <w:szCs w:val="18"/>
+              </w:rPr>
+              <w:t>O sistema deve permitir ao Garçom marcar um item do pedido como entregue ou cancelá-lo com justificativa da lista fechada.</w:t>
+            </w:r>
+          </w:p>
+        </w:tc>
+        <w:tc>
+          <w:tcPr>
+            <w:tcW w:w="2400" w:type="dxa"/>
+            <w:tcMar>
+              <w:top w:w="60" w:type="dxa"/>
+              <w:left w:w="100" w:type="dxa"/>
+              <w:bottom w:w="60" w:type="dxa"/>
+              <w:right w:w="100" w:type="dxa"/>
+            </w:tcMar>
+            <w:vAlign w:val="center"/>
+          </w:tcPr>
+          <w:p>
+            <w:pPr>
+              <w:rPr>
+                <w:sz w:val="18"/>
+                <w:szCs w:val="18"/>
+              </w:rPr>
+            </w:pPr>
+            <w:r>
+              <w:rPr>
+                <w:sz w:val="18"/>
+                <w:szCs w:val="18"/>
+              </w:rPr>
+              <w:t>Decisão da dupla (16/09) — necessário para a RN02</w:t>
+            </w:r>
+          </w:p>
+        </w:tc>
+        <w:tc>
+          <w:tcPr>
+            <w:tcW w:w="2100" w:type="dxa"/>
+            <w:tcMar>
+              <w:top w:w="60" w:type="dxa"/>
+              <w:left w:w="100" w:type="dxa"/>
+              <w:bottom w:w="60" w:type="dxa"/>
+              <w:right w:w="100" w:type="dxa"/>
+            </w:tcMar>
+            <w:vAlign w:val="center"/>
+          </w:tcPr>
+          <w:p>
+            <w:pPr>
+              <w:rPr>
+                <w:sz w:val="18"/>
+                <w:szCs w:val="18"/>
+              </w:rPr>
+            </w:pPr>
+            <w:r>
+              <w:rPr>
+                <w:sz w:val="18"/>
+                <w:szCs w:val="18"/>
+              </w:rPr>
+              <w:t>US23; RN02; UC23; ENT06</w:t>
+            </w:r>
+            <w:r>
+              <w:rPr>
+                <w:sz w:val="18"/>
+                <w:szCs w:val="18"/>
+              </w:rPr>
+            </w:r>
+            <w:r>
+              <w:rPr>
+                <w:sz w:val="18"/>
+                <w:szCs w:val="18"/>
+              </w:rPr>
+            </w:r>
+            <w:r>
+              <w:rPr>
+                <w:sz w:val="18"/>
+                <w:szCs w:val="18"/>
+              </w:rPr>
+            </w:r>
+            <w:r>
+              <w:rPr>
+                <w:sz w:val="18"/>
+                <w:szCs w:val="18"/>
+              </w:rPr>
             </w:r>
           </w:p>
         </w:tc>

--- a/docs/requisitos/GASTRA_Matriz_Rastreabilidade.docx
+++ b/docs/requisitos/GASTRA_Matriz_Rastreabilidade.docx
@@ -3131,7 +3131,7 @@
                 <w:sz w:val="18"/>
                 <w:szCs w:val="18"/>
               </w:rPr>
-              <w:t>O sistema deve permitir ao Gerente cadastrar, editar e inativar (soft delete) contas de usuário, atribuindo o papel correspondente.</w:t>
+              <w:t xml:space="preserve">O sistema deve permitir ao Gerente cadastrar, editar, inativar (soft delete) e reativar contas de usuário, atribuindo o papel correspondente, além de redefinir a senha e reiniciar a verificação em duas etapas de outra conta.</w:t>
             </w:r>
           </w:p>
         </w:tc>
@@ -4420,15 +4420,21 @@
           <w:p>
             <w:pPr>
               <w:jc w:val="center"/>
-            </w:pPr>
-            <w:r>
               <w:rPr>
                 <w:b/>
                 <w:bCs/>
                 <w:sz w:val="18"/>
                 <w:szCs w:val="18"/>
               </w:rPr>
-              <w:t>RNF01</w:t>
+            </w:pPr>
+            <w:r>
+              <w:rPr>
+                <w:b/>
+                <w:bCs/>
+                <w:sz w:val="18"/>
+                <w:szCs w:val="18"/>
+              </w:rPr>
+              <w:t xml:space="preserve">RF25</w:t>
             </w:r>
           </w:p>
         </w:tc>
@@ -4444,12 +4450,18 @@
             <w:vAlign w:val="center"/>
           </w:tcPr>
           <w:p>
-            <w:r>
-              <w:rPr>
-                <w:sz w:val="18"/>
-                <w:szCs w:val="18"/>
-              </w:rPr>
-              <w:t>O sistema deve refletir um novo pedido registrado na comanda em, no máximo, 2 segundos.</w:t>
+            <w:pPr>
+              <w:rPr>
+                <w:sz w:val="18"/>
+                <w:szCs w:val="18"/>
+              </w:rPr>
+            </w:pPr>
+            <w:r>
+              <w:rPr>
+                <w:sz w:val="18"/>
+                <w:szCs w:val="18"/>
+              </w:rPr>
+              <w:t xml:space="preserve">O sistema deve permitir ao Cliente avaliar o atendimento depois que a conta for fechada, com nota de 1 a 5 e comentário opcional, pelo mesmo código com que acompanhou a conta.</w:t>
             </w:r>
           </w:p>
         </w:tc>
@@ -4465,12 +4477,18 @@
             <w:vAlign w:val="center"/>
           </w:tcPr>
           <w:p>
-            <w:r>
-              <w:rPr>
-                <w:sz w:val="18"/>
-                <w:szCs w:val="18"/>
-              </w:rPr>
-              <w:t>Questionário Cliente + entrevista + referencial Nielsen</w:t>
+            <w:pPr>
+              <w:rPr>
+                <w:sz w:val="18"/>
+                <w:szCs w:val="18"/>
+              </w:rPr>
+            </w:pPr>
+            <w:r>
+              <w:rPr>
+                <w:sz w:val="18"/>
+                <w:szCs w:val="18"/>
+              </w:rPr>
+              <w:t xml:space="preserve">Decisão da dupla (21/09) — issue #39</w:t>
             </w:r>
           </w:p>
         </w:tc>
@@ -4486,12 +4504,42 @@
             <w:vAlign w:val="center"/>
           </w:tcPr>
           <w:p>
-            <w:r>
-              <w:rPr>
-                <w:sz w:val="18"/>
-                <w:szCs w:val="18"/>
-              </w:rPr>
-              <w:t>RF01–RF04</w:t>
+            <w:pPr>
+              <w:rPr>
+                <w:sz w:val="18"/>
+                <w:szCs w:val="18"/>
+              </w:rPr>
+            </w:pPr>
+            <w:r>
+              <w:rPr>
+                <w:sz w:val="18"/>
+                <w:szCs w:val="18"/>
+              </w:rPr>
+              <w:t xml:space="preserve">UC25; RN08</w:t>
+            </w:r>
+            <w:r>
+              <w:rPr>
+                <w:sz w:val="18"/>
+                <w:szCs w:val="18"/>
+              </w:rPr>
+            </w:r>
+            <w:r>
+              <w:rPr>
+                <w:sz w:val="18"/>
+                <w:szCs w:val="18"/>
+              </w:rPr>
+            </w:r>
+            <w:r>
+              <w:rPr>
+                <w:sz w:val="18"/>
+                <w:szCs w:val="18"/>
+              </w:rPr>
+            </w:r>
+            <w:r>
+              <w:rPr>
+                <w:sz w:val="18"/>
+                <w:szCs w:val="18"/>
+              </w:rPr>
             </w:r>
           </w:p>
         </w:tc>
@@ -4507,12 +4555,18 @@
             <w:vAlign w:val="center"/>
           </w:tcPr>
           <w:p>
-            <w:r>
-              <w:rPr>
-                <w:sz w:val="18"/>
-                <w:szCs w:val="18"/>
-              </w:rPr>
-              <w:t>Questionário + Entrevista + Referencial bibliográfico</w:t>
+            <w:pPr>
+              <w:rPr>
+                <w:sz w:val="18"/>
+                <w:szCs w:val="18"/>
+              </w:rPr>
+            </w:pPr>
+            <w:r>
+              <w:rPr>
+                <w:sz w:val="18"/>
+                <w:szCs w:val="18"/>
+              </w:rPr>
+              <w:t xml:space="preserve">Decisão interna + teste automatizado</w:t>
             </w:r>
           </w:p>
         </w:tc>
@@ -4531,13 +4585,17 @@
           <w:p>
             <w:pPr>
               <w:jc w:val="center"/>
-            </w:pPr>
-            <w:r>
-              <w:rPr>
-                <w:sz w:val="18"/>
-                <w:szCs w:val="18"/>
-              </w:rPr>
-              <w:t>Aprovado</w:t>
+              <w:rPr>
+                <w:sz w:val="18"/>
+                <w:szCs w:val="18"/>
+              </w:rPr>
+            </w:pPr>
+            <w:r>
+              <w:rPr>
+                <w:sz w:val="18"/>
+                <w:szCs w:val="18"/>
+              </w:rPr>
+              <w:t xml:space="preserve">Aprovado</w:t>
             </w:r>
           </w:p>
         </w:tc>
@@ -4565,7 +4623,7 @@
                 <w:sz w:val="18"/>
                 <w:szCs w:val="18"/>
               </w:rPr>
-              <w:t>RNF02</w:t>
+              <w:t>RNF01</w:t>
             </w:r>
           </w:p>
         </w:tc>
@@ -4586,7 +4644,7 @@
                 <w:sz w:val="18"/>
                 <w:szCs w:val="18"/>
               </w:rPr>
-              <w:t>A interface de comanda do Garçom deve permitir abrir mesa e registrar pedido em, no máximo, 5 toques.</w:t>
+              <w:t>O sistema deve refletir um novo pedido registrado na comanda em, no máximo, 2 segundos.</w:t>
             </w:r>
           </w:p>
         </w:tc>
@@ -4607,7 +4665,7 @@
                 <w:sz w:val="18"/>
                 <w:szCs w:val="18"/>
               </w:rPr>
-              <w:t>Questionário Cliente (n=13) + referencial Nielsen</w:t>
+              <w:t>Questionário Cliente + entrevista + referencial Nielsen</w:t>
             </w:r>
           </w:p>
         </w:tc>
@@ -4649,7 +4707,7 @@
                 <w:sz w:val="18"/>
                 <w:szCs w:val="18"/>
               </w:rPr>
-              <w:t>Questionário + Referencial bibliográfico</w:t>
+              <w:t>Questionário + Entrevista + Referencial bibliográfico</w:t>
             </w:r>
           </w:p>
         </w:tc>
@@ -4702,7 +4760,7 @@
                 <w:sz w:val="18"/>
                 <w:szCs w:val="18"/>
               </w:rPr>
-              <w:t>RNF03</w:t>
+              <w:t>RNF02</w:t>
             </w:r>
           </w:p>
         </w:tc>
@@ -4723,7 +4781,7 @@
                 <w:sz w:val="18"/>
                 <w:szCs w:val="18"/>
               </w:rPr>
-              <w:t>Dados pessoais do cliente devem ser armazenados com minimização e acesso restrito por papel.</w:t>
+              <w:t>A interface de comanda do Garçom deve permitir abrir mesa e registrar pedido em, no máximo, 5 toques.</w:t>
             </w:r>
           </w:p>
         </w:tc>
@@ -4744,7 +4802,7 @@
                 <w:sz w:val="18"/>
                 <w:szCs w:val="18"/>
               </w:rPr>
-              <w:t>Decisão de design — LGPD</w:t>
+              <w:t>Questionário Cliente (n=13) + referencial Nielsen</w:t>
             </w:r>
           </w:p>
         </w:tc>
@@ -4765,7 +4823,7 @@
                 <w:sz w:val="18"/>
                 <w:szCs w:val="18"/>
               </w:rPr>
-              <w:t>RN04; RN05</w:t>
+              <w:t>RF01–RF04</w:t>
             </w:r>
           </w:p>
         </w:tc>
@@ -4786,7 +4844,7 @@
                 <w:sz w:val="18"/>
                 <w:szCs w:val="18"/>
               </w:rPr>
-              <w:t>Decisão interna</w:t>
+              <w:t>Questionário + Referencial bibliográfico</w:t>
             </w:r>
           </w:p>
         </w:tc>
@@ -4839,7 +4897,7 @@
                 <w:sz w:val="18"/>
                 <w:szCs w:val="18"/>
               </w:rPr>
-              <w:t>RNF04</w:t>
+              <w:t>RNF03</w:t>
             </w:r>
           </w:p>
         </w:tc>
@@ -4860,7 +4918,7 @@
                 <w:sz w:val="18"/>
                 <w:szCs w:val="18"/>
               </w:rPr>
-              <w:t>Cada papel (Gerente, Coordenador, Metre, Garçom) deve ter permissões de leitura/escrita distintas.</w:t>
+              <w:t>Dados pessoais do cliente devem ser armazenados com minimização e acesso restrito por papel.</w:t>
             </w:r>
           </w:p>
         </w:tc>
@@ -4881,33 +4939,8 @@
                 <w:sz w:val="18"/>
                 <w:szCs w:val="18"/>
               </w:rPr>
-              <w:t>Modelagem RBAC front-</w:t>
-            </w:r>
-            <w:proofErr w:type="spellStart"/>
-            <w:r>
-              <w:rPr>
-                <w:sz w:val="18"/>
-                <w:szCs w:val="18"/>
-              </w:rPr>
-              <w:t>of</w:t>
-            </w:r>
-            <w:proofErr w:type="spellEnd"/>
-            <w:r>
-              <w:rPr>
-                <w:sz w:val="18"/>
-                <w:szCs w:val="18"/>
-              </w:rPr>
-              <w:t>-</w:t>
-            </w:r>
-            <w:proofErr w:type="spellStart"/>
-            <w:r>
-              <w:rPr>
-                <w:sz w:val="18"/>
-                <w:szCs w:val="18"/>
-              </w:rPr>
-              <w:t>house</w:t>
-            </w:r>
-            <w:proofErr w:type="spellEnd"/>
+              <w:t>Decisão de design — LGPD</w:t>
+            </w:r>
           </w:p>
         </w:tc>
         <w:tc>
@@ -4927,7 +4960,7 @@
                 <w:sz w:val="18"/>
                 <w:szCs w:val="18"/>
               </w:rPr>
-              <w:t>RNF03</w:t>
+              <w:t>RN04; RN05</w:t>
             </w:r>
           </w:p>
         </w:tc>
@@ -5001,7 +5034,7 @@
                 <w:sz w:val="18"/>
                 <w:szCs w:val="18"/>
               </w:rPr>
-              <w:t>RNF05</w:t>
+              <w:t>RNF04</w:t>
             </w:r>
           </w:p>
         </w:tc>
@@ -5022,7 +5055,7 @@
                 <w:sz w:val="18"/>
                 <w:szCs w:val="18"/>
               </w:rPr>
-              <w:t>O núcleo do módulo de comanda deve estar operacional durante todo o horário de funcionamento.</w:t>
+              <w:t>Cada papel (Gerente, Coordenador, Metre, Garçom) deve ter permissões de leitura/escrita distintas.</w:t>
             </w:r>
           </w:p>
         </w:tc>
@@ -5043,8 +5076,33 @@
                 <w:sz w:val="18"/>
                 <w:szCs w:val="18"/>
               </w:rPr>
-              <w:t>Decisão de escopo — comandas como fundação</w:t>
-            </w:r>
+              <w:t>Modelagem RBAC front-</w:t>
+            </w:r>
+            <w:proofErr w:type="spellStart"/>
+            <w:r>
+              <w:rPr>
+                <w:sz w:val="18"/>
+                <w:szCs w:val="18"/>
+              </w:rPr>
+              <w:t>of</w:t>
+            </w:r>
+            <w:proofErr w:type="spellEnd"/>
+            <w:r>
+              <w:rPr>
+                <w:sz w:val="18"/>
+                <w:szCs w:val="18"/>
+              </w:rPr>
+              <w:t>-</w:t>
+            </w:r>
+            <w:proofErr w:type="spellStart"/>
+            <w:r>
+              <w:rPr>
+                <w:sz w:val="18"/>
+                <w:szCs w:val="18"/>
+              </w:rPr>
+              <w:t>house</w:t>
+            </w:r>
+            <w:proofErr w:type="spellEnd"/>
           </w:p>
         </w:tc>
         <w:tc>
@@ -5064,7 +5122,7 @@
                 <w:sz w:val="18"/>
                 <w:szCs w:val="18"/>
               </w:rPr>
-              <w:t>RF01–RF04</w:t>
+              <w:t>RNF03</w:t>
             </w:r>
           </w:p>
         </w:tc>
@@ -5138,7 +5196,7 @@
                 <w:sz w:val="18"/>
                 <w:szCs w:val="18"/>
               </w:rPr>
-              <w:t>RN01</w:t>
+              <w:t>RNF05</w:t>
             </w:r>
           </w:p>
         </w:tc>
@@ -5159,7 +5217,7 @@
                 <w:sz w:val="18"/>
                 <w:szCs w:val="18"/>
               </w:rPr>
-              <w:t>Composição da mesa: Solo / Casal / Grupo pequeno / Família / Grupo grande.</w:t>
+              <w:t>O núcleo do módulo de comanda deve estar operacional durante todo o horário de funcionamento.</w:t>
             </w:r>
           </w:p>
         </w:tc>
@@ -5180,7 +5238,7 @@
                 <w:sz w:val="18"/>
                 <w:szCs w:val="18"/>
               </w:rPr>
-              <w:t>Decisão de design + entrevista</w:t>
+              <w:t>Decisão de escopo — comandas como fundação</w:t>
             </w:r>
           </w:p>
         </w:tc>
@@ -5201,14 +5259,7 @@
                 <w:sz w:val="18"/>
                 <w:szCs w:val="18"/>
               </w:rPr>
-              <w:t>RF02</w:t>
-            </w:r>
-            <w:r>
-              <w:rPr>
-                <w:sz w:val="18"/>
-                <w:szCs w:val="18"/>
-              </w:rPr>
-              <w:t>; ENT01</w:t>
+              <w:t>RF01–RF04</w:t>
             </w:r>
           </w:p>
         </w:tc>
@@ -5229,7 +5280,7 @@
                 <w:sz w:val="18"/>
                 <w:szCs w:val="18"/>
               </w:rPr>
-              <w:t>Entrevista</w:t>
+              <w:t>Decisão interna</w:t>
             </w:r>
           </w:p>
         </w:tc>
@@ -5282,7 +5333,7 @@
                 <w:sz w:val="18"/>
                 <w:szCs w:val="18"/>
               </w:rPr>
-              <w:t>RN02</w:t>
+              <w:t>RN01</w:t>
             </w:r>
           </w:p>
         </w:tc>
@@ -5303,7 +5354,7 @@
                 <w:sz w:val="18"/>
                 <w:szCs w:val="18"/>
               </w:rPr>
-              <w:t>Uma comanda só pode ser fechada com itens entregues/cancelamento justificado; pendentes ficam visíveis.</w:t>
+              <w:t>Composição da mesa: Solo / Casal / Grupo pequeno / Família / Grupo grande.</w:t>
             </w:r>
           </w:p>
         </w:tc>
@@ -5324,7 +5375,7 @@
                 <w:sz w:val="18"/>
                 <w:szCs w:val="18"/>
               </w:rPr>
-              <w:t>Definição da dupla + entrevista</w:t>
+              <w:t>Decisão de design + entrevista</w:t>
             </w:r>
           </w:p>
         </w:tc>
@@ -5345,28 +5396,14 @@
                 <w:sz w:val="18"/>
                 <w:szCs w:val="18"/>
               </w:rPr>
-              <w:t>RF03</w:t>
-            </w:r>
-            <w:r>
-              <w:rPr>
-                <w:sz w:val="18"/>
-                <w:szCs w:val="18"/>
-              </w:rPr>
-              <w:t>; ENT0</w:t>
-            </w:r>
-            <w:r>
-              <w:rPr>
-                <w:sz w:val="18"/>
-                <w:szCs w:val="18"/>
-              </w:rPr>
-              <w:t>4</w:t>
-            </w:r>
-            <w:r>
-              <w:rPr>
-                <w:sz w:val="18"/>
-                <w:szCs w:val="18"/>
-              </w:rPr>
-              <w:t>; ENT06</w:t>
+              <w:t>RF02</w:t>
+            </w:r>
+            <w:r>
+              <w:rPr>
+                <w:sz w:val="18"/>
+                <w:szCs w:val="18"/>
+              </w:rPr>
+              <w:t>; ENT01</w:t>
             </w:r>
           </w:p>
         </w:tc>
@@ -5440,7 +5477,7 @@
                 <w:sz w:val="18"/>
                 <w:szCs w:val="18"/>
               </w:rPr>
-              <w:t>RN03</w:t>
+              <w:t>RN02</w:t>
             </w:r>
           </w:p>
         </w:tc>
@@ -5461,7 +5498,7 @@
                 <w:sz w:val="18"/>
                 <w:szCs w:val="18"/>
               </w:rPr>
-              <w:t>Alocação equilibra faturamento acumulado por garçom (ponderado por praça) + tempo desde a última alocação em praça de alto potencial.</w:t>
+              <w:t>Uma comanda só pode ser fechada com itens entregues/cancelamento justificado; pendentes ficam visíveis.</w:t>
             </w:r>
           </w:p>
         </w:tc>
@@ -5482,7 +5519,7 @@
                 <w:sz w:val="18"/>
                 <w:szCs w:val="18"/>
               </w:rPr>
-              <w:t>Proposta da dupla</w:t>
+              <w:t>Definição da dupla + entrevista</w:t>
             </w:r>
           </w:p>
         </w:tc>
@@ -5503,42 +5540,28 @@
                 <w:sz w:val="18"/>
                 <w:szCs w:val="18"/>
               </w:rPr>
-              <w:t>RF06; RF07; RF08</w:t>
-            </w:r>
-            <w:r>
-              <w:rPr>
-                <w:sz w:val="18"/>
-                <w:szCs w:val="18"/>
-              </w:rPr>
-              <w:t>; REL01</w:t>
-            </w:r>
-            <w:r>
-              <w:rPr>
-                <w:sz w:val="18"/>
-                <w:szCs w:val="18"/>
-              </w:rPr>
-              <w:t xml:space="preserve">; </w:t>
-            </w:r>
-            <w:r>
-              <w:rPr>
-                <w:sz w:val="18"/>
-                <w:szCs w:val="18"/>
-              </w:rPr>
-              <w:t>ENT02</w:t>
-            </w:r>
-            <w:r>
-              <w:rPr>
-                <w:sz w:val="18"/>
-                <w:szCs w:val="18"/>
-              </w:rPr>
-              <w:t xml:space="preserve">; </w:t>
-            </w:r>
-            <w:r>
-              <w:rPr>
-                <w:sz w:val="18"/>
-                <w:szCs w:val="18"/>
-              </w:rPr>
-              <w:t>ENT07; REL07</w:t>
+              <w:t>RF03</w:t>
+            </w:r>
+            <w:r>
+              <w:rPr>
+                <w:sz w:val="18"/>
+                <w:szCs w:val="18"/>
+              </w:rPr>
+              <w:t>; ENT0</w:t>
+            </w:r>
+            <w:r>
+              <w:rPr>
+                <w:sz w:val="18"/>
+                <w:szCs w:val="18"/>
+              </w:rPr>
+              <w:t>4</w:t>
+            </w:r>
+            <w:r>
+              <w:rPr>
+                <w:sz w:val="18"/>
+                <w:szCs w:val="18"/>
+              </w:rPr>
+              <w:t>; ENT06</w:t>
             </w:r>
           </w:p>
         </w:tc>
@@ -5559,7 +5582,7 @@
                 <w:sz w:val="18"/>
                 <w:szCs w:val="18"/>
               </w:rPr>
-              <w:t>Questionário + Entrevista (evidência)</w:t>
+              <w:t>Entrevista</w:t>
             </w:r>
           </w:p>
         </w:tc>
@@ -5612,7 +5635,7 @@
                 <w:sz w:val="18"/>
                 <w:szCs w:val="18"/>
               </w:rPr>
-              <w:t>RN04</w:t>
+              <w:t>RN03</w:t>
             </w:r>
           </w:p>
         </w:tc>
@@ -5633,7 +5656,7 @@
                 <w:sz w:val="18"/>
                 <w:szCs w:val="18"/>
               </w:rPr>
-              <w:t>Dado pessoal do cliente só acessível por Garçom/Metre na mesa ativa.</w:t>
+              <w:t>Alocação equilibra faturamento acumulado por garçom (ponderado por praça) + tempo desde a última alocação em praça de alto potencial.</w:t>
             </w:r>
           </w:p>
         </w:tc>
@@ -5654,7 +5677,7 @@
                 <w:sz w:val="18"/>
                 <w:szCs w:val="18"/>
               </w:rPr>
-              <w:t>Decisão de design — LGPD</w:t>
+              <w:t>Proposta da dupla</w:t>
             </w:r>
           </w:p>
         </w:tc>
@@ -5675,14 +5698,42 @@
                 <w:sz w:val="18"/>
                 <w:szCs w:val="18"/>
               </w:rPr>
-              <w:t>RNF03</w:t>
-            </w:r>
-            <w:r>
-              <w:rPr>
-                <w:sz w:val="18"/>
-                <w:szCs w:val="18"/>
-              </w:rPr>
-              <w:t>; ENT08</w:t>
+              <w:t>RF06; RF07; RF08</w:t>
+            </w:r>
+            <w:r>
+              <w:rPr>
+                <w:sz w:val="18"/>
+                <w:szCs w:val="18"/>
+              </w:rPr>
+              <w:t>; REL01</w:t>
+            </w:r>
+            <w:r>
+              <w:rPr>
+                <w:sz w:val="18"/>
+                <w:szCs w:val="18"/>
+              </w:rPr>
+              <w:t xml:space="preserve">; </w:t>
+            </w:r>
+            <w:r>
+              <w:rPr>
+                <w:sz w:val="18"/>
+                <w:szCs w:val="18"/>
+              </w:rPr>
+              <w:t>ENT02</w:t>
+            </w:r>
+            <w:r>
+              <w:rPr>
+                <w:sz w:val="18"/>
+                <w:szCs w:val="18"/>
+              </w:rPr>
+              <w:t xml:space="preserve">; </w:t>
+            </w:r>
+            <w:r>
+              <w:rPr>
+                <w:sz w:val="18"/>
+                <w:szCs w:val="18"/>
+              </w:rPr>
+              <w:t>ENT07; REL07</w:t>
             </w:r>
           </w:p>
         </w:tc>
@@ -5703,7 +5754,7 @@
                 <w:sz w:val="18"/>
                 <w:szCs w:val="18"/>
               </w:rPr>
-              <w:t>Decisão interna</w:t>
+              <w:t>Questionário + Entrevista (evidência)</w:t>
             </w:r>
           </w:p>
         </w:tc>
@@ -5756,6 +5807,150 @@
                 <w:sz w:val="18"/>
                 <w:szCs w:val="18"/>
               </w:rPr>
+              <w:t>RN04</w:t>
+            </w:r>
+          </w:p>
+        </w:tc>
+        <w:tc>
+          <w:tcPr>
+            <w:tcW w:w="4300" w:type="dxa"/>
+            <w:tcMar>
+              <w:top w:w="60" w:type="dxa"/>
+              <w:left w:w="100" w:type="dxa"/>
+              <w:bottom w:w="60" w:type="dxa"/>
+              <w:right w:w="100" w:type="dxa"/>
+            </w:tcMar>
+            <w:vAlign w:val="center"/>
+          </w:tcPr>
+          <w:p>
+            <w:r>
+              <w:rPr>
+                <w:sz w:val="18"/>
+                <w:szCs w:val="18"/>
+              </w:rPr>
+              <w:t>Dado pessoal do cliente só acessível por Garçom/Metre na mesa ativa.</w:t>
+            </w:r>
+          </w:p>
+        </w:tc>
+        <w:tc>
+          <w:tcPr>
+            <w:tcW w:w="2400" w:type="dxa"/>
+            <w:tcMar>
+              <w:top w:w="60" w:type="dxa"/>
+              <w:left w:w="100" w:type="dxa"/>
+              <w:bottom w:w="60" w:type="dxa"/>
+              <w:right w:w="100" w:type="dxa"/>
+            </w:tcMar>
+            <w:vAlign w:val="center"/>
+          </w:tcPr>
+          <w:p>
+            <w:r>
+              <w:rPr>
+                <w:sz w:val="18"/>
+                <w:szCs w:val="18"/>
+              </w:rPr>
+              <w:t>Decisão de design — LGPD</w:t>
+            </w:r>
+          </w:p>
+        </w:tc>
+        <w:tc>
+          <w:tcPr>
+            <w:tcW w:w="2100" w:type="dxa"/>
+            <w:tcMar>
+              <w:top w:w="60" w:type="dxa"/>
+              <w:left w:w="100" w:type="dxa"/>
+              <w:bottom w:w="60" w:type="dxa"/>
+              <w:right w:w="100" w:type="dxa"/>
+            </w:tcMar>
+            <w:vAlign w:val="center"/>
+          </w:tcPr>
+          <w:p>
+            <w:r>
+              <w:rPr>
+                <w:sz w:val="18"/>
+                <w:szCs w:val="18"/>
+              </w:rPr>
+              <w:t>RNF03</w:t>
+            </w:r>
+            <w:r>
+              <w:rPr>
+                <w:sz w:val="18"/>
+                <w:szCs w:val="18"/>
+              </w:rPr>
+              <w:t>; ENT08</w:t>
+            </w:r>
+          </w:p>
+        </w:tc>
+        <w:tc>
+          <w:tcPr>
+            <w:tcW w:w="2528" w:type="dxa"/>
+            <w:tcMar>
+              <w:top w:w="60" w:type="dxa"/>
+              <w:left w:w="100" w:type="dxa"/>
+              <w:bottom w:w="60" w:type="dxa"/>
+              <w:right w:w="100" w:type="dxa"/>
+            </w:tcMar>
+            <w:vAlign w:val="center"/>
+          </w:tcPr>
+          <w:p>
+            <w:r>
+              <w:rPr>
+                <w:sz w:val="18"/>
+                <w:szCs w:val="18"/>
+              </w:rPr>
+              <w:t>Decisão interna</w:t>
+            </w:r>
+          </w:p>
+        </w:tc>
+        <w:tc>
+          <w:tcPr>
+            <w:tcW w:w="1984" w:type="dxa"/>
+            <w:shd w:val="clear" w:color="auto" w:fill="E2EFDA"/>
+            <w:tcMar>
+              <w:top w:w="60" w:type="dxa"/>
+              <w:left w:w="100" w:type="dxa"/>
+              <w:bottom w:w="60" w:type="dxa"/>
+              <w:right w:w="100" w:type="dxa"/>
+            </w:tcMar>
+            <w:vAlign w:val="center"/>
+          </w:tcPr>
+          <w:p>
+            <w:pPr>
+              <w:jc w:val="center"/>
+            </w:pPr>
+            <w:r>
+              <w:rPr>
+                <w:sz w:val="18"/>
+                <w:szCs w:val="18"/>
+              </w:rPr>
+              <w:t>Aprovado</w:t>
+            </w:r>
+          </w:p>
+        </w:tc>
+      </w:tr>
+      <w:tr>
+        <w:tc>
+          <w:tcPr>
+            <w:tcW w:w="1000" w:type="dxa"/>
+            <w:tcMar>
+              <w:top w:w="60" w:type="dxa"/>
+              <w:left w:w="100" w:type="dxa"/>
+              <w:bottom w:w="60" w:type="dxa"/>
+              <w:right w:w="100" w:type="dxa"/>
+            </w:tcMar>
+            <w:vAlign w:val="center"/>
+          </w:tcPr>
+          <w:p>
+            <w:pPr>
+              <w:jc w:val="center"/>
+            </w:pPr>
+            <w:r>
+              <w:rPr>
+                <w:b/>
+                <w:bCs/>
+                <w:sz w:val="18"/>
+                <w:szCs w:val="18"/>
+              </w:rPr>
               <w:lastRenderedPageBreak/>
               <w:t>RN05</w:t>
             </w:r>
@@ -6262,6 +6457,184 @@
                 <w:szCs w:val="18"/>
               </w:rPr>
               <w:t>Aprovado</w:t>
+            </w:r>
+          </w:p>
+        </w:tc>
+      </w:tr>
+      <w:tr>
+        <w:tc>
+          <w:tcPr>
+            <w:tcW w:w="1000" w:type="dxa"/>
+            <w:tcMar>
+              <w:top w:w="60" w:type="dxa"/>
+              <w:left w:w="100" w:type="dxa"/>
+              <w:bottom w:w="60" w:type="dxa"/>
+              <w:right w:w="100" w:type="dxa"/>
+            </w:tcMar>
+            <w:vAlign w:val="center"/>
+          </w:tcPr>
+          <w:p>
+            <w:pPr>
+              <w:jc w:val="center"/>
+              <w:rPr>
+                <w:b/>
+                <w:bCs/>
+                <w:sz w:val="18"/>
+                <w:szCs w:val="18"/>
+              </w:rPr>
+            </w:pPr>
+            <w:r>
+              <w:rPr>
+                <w:b/>
+                <w:bCs/>
+                <w:sz w:val="18"/>
+                <w:szCs w:val="18"/>
+              </w:rPr>
+              <w:t xml:space="preserve">RN08</w:t>
+            </w:r>
+          </w:p>
+        </w:tc>
+        <w:tc>
+          <w:tcPr>
+            <w:tcW w:w="4300" w:type="dxa"/>
+            <w:tcMar>
+              <w:top w:w="60" w:type="dxa"/>
+              <w:left w:w="100" w:type="dxa"/>
+              <w:bottom w:w="60" w:type="dxa"/>
+              <w:right w:w="100" w:type="dxa"/>
+            </w:tcMar>
+            <w:vAlign w:val="center"/>
+          </w:tcPr>
+          <w:p>
+            <w:pPr>
+              <w:rPr>
+                <w:sz w:val="18"/>
+                <w:szCs w:val="18"/>
+              </w:rPr>
+            </w:pPr>
+            <w:r>
+              <w:rPr>
+                <w:sz w:val="18"/>
+                <w:szCs w:val="18"/>
+              </w:rPr>
+              <w:t xml:space="preserve">A avaliação do atendimento é anônima e não guarda identificador de quem avaliou; cada comanda aceita uma única avaliação, só depois do fechamento e dentro de 24 horas; o Gerente vê apenas números agregados.</w:t>
+            </w:r>
+          </w:p>
+        </w:tc>
+        <w:tc>
+          <w:tcPr>
+            <w:tcW w:w="2400" w:type="dxa"/>
+            <w:tcMar>
+              <w:top w:w="60" w:type="dxa"/>
+              <w:left w:w="100" w:type="dxa"/>
+              <w:bottom w:w="60" w:type="dxa"/>
+              <w:right w:w="100" w:type="dxa"/>
+            </w:tcMar>
+            <w:vAlign w:val="center"/>
+          </w:tcPr>
+          <w:p>
+            <w:pPr>
+              <w:rPr>
+                <w:sz w:val="18"/>
+                <w:szCs w:val="18"/>
+              </w:rPr>
+            </w:pPr>
+            <w:r>
+              <w:rPr>
+                <w:sz w:val="18"/>
+                <w:szCs w:val="18"/>
+              </w:rPr>
+              <w:t xml:space="preserve">Decisão da dupla (21/09) — issue #39</w:t>
+            </w:r>
+          </w:p>
+        </w:tc>
+        <w:tc>
+          <w:tcPr>
+            <w:tcW w:w="2100" w:type="dxa"/>
+            <w:tcMar>
+              <w:top w:w="60" w:type="dxa"/>
+              <w:left w:w="100" w:type="dxa"/>
+              <w:bottom w:w="60" w:type="dxa"/>
+              <w:right w:w="100" w:type="dxa"/>
+            </w:tcMar>
+            <w:vAlign w:val="center"/>
+          </w:tcPr>
+          <w:p>
+            <w:pPr>
+              <w:rPr>
+                <w:sz w:val="18"/>
+                <w:szCs w:val="18"/>
+              </w:rPr>
+            </w:pPr>
+            <w:r>
+              <w:rPr>
+                <w:sz w:val="18"/>
+                <w:szCs w:val="18"/>
+              </w:rPr>
+              <w:t xml:space="preserve">RF25; RNF03</w:t>
+            </w:r>
+            <w:r>
+              <w:rPr>
+                <w:sz w:val="18"/>
+                <w:szCs w:val="18"/>
+              </w:rPr>
+              <w:t/>
+            </w:r>
+          </w:p>
+        </w:tc>
+        <w:tc>
+          <w:tcPr>
+            <w:tcW w:w="2528" w:type="dxa"/>
+            <w:tcMar>
+              <w:top w:w="60" w:type="dxa"/>
+              <w:left w:w="100" w:type="dxa"/>
+              <w:bottom w:w="60" w:type="dxa"/>
+              <w:right w:w="100" w:type="dxa"/>
+            </w:tcMar>
+            <w:vAlign w:val="center"/>
+          </w:tcPr>
+          <w:p>
+            <w:pPr>
+              <w:rPr>
+                <w:sz w:val="18"/>
+                <w:szCs w:val="18"/>
+              </w:rPr>
+            </w:pPr>
+            <w:r>
+              <w:rPr>
+                <w:sz w:val="18"/>
+                <w:szCs w:val="18"/>
+              </w:rPr>
+              <w:t xml:space="preserve">Decisão interna + teste automatizado</w:t>
+            </w:r>
+          </w:p>
+        </w:tc>
+        <w:tc>
+          <w:tcPr>
+            <w:tcW w:w="1984" w:type="dxa"/>
+            <w:shd w:val="clear" w:color="auto" w:fill="E2EFDA"/>
+            <w:tcMar>
+              <w:top w:w="60" w:type="dxa"/>
+              <w:left w:w="100" w:type="dxa"/>
+              <w:bottom w:w="60" w:type="dxa"/>
+              <w:right w:w="100" w:type="dxa"/>
+            </w:tcMar>
+            <w:vAlign w:val="center"/>
+          </w:tcPr>
+          <w:p>
+            <w:pPr>
+              <w:jc w:val="center"/>
+              <w:rPr>
+                <w:sz w:val="18"/>
+                <w:szCs w:val="18"/>
+              </w:rPr>
+            </w:pPr>
+            <w:r>
+              <w:rPr>
+                <w:sz w:val="18"/>
+                <w:szCs w:val="18"/>
+              </w:rPr>
+              <w:t xml:space="preserve">Aprovado</w:t>
             </w:r>
           </w:p>
         </w:tc>

--- a/docs/requisitos/GASTRA_Matriz_Rastreabilidade.docx
+++ b/docs/requisitos/GASTRA_Matriz_Rastreabilidade.docx
@@ -2136,7 +2136,7 @@
                 <w:sz w:val="18"/>
                 <w:szCs w:val="18"/>
               </w:rPr>
-              <w:t>(removido)</w:t>
+              <w:t xml:space="preserve">(removido) — o sistema não identifica o cliente (RN04, RN08): não existe histórico de cliente a excluir</w:t>
             </w:r>
           </w:p>
         </w:tc>

--- a/docs/requisitos/GASTRA_Matriz_Rastreabilidade.docx
+++ b/docs/requisitos/GASTRA_Matriz_Rastreabilidade.docx
@@ -6517,7 +6517,7 @@
                 <w:sz w:val="18"/>
                 <w:szCs w:val="18"/>
               </w:rPr>
-              <w:t xml:space="preserve">A avaliação do atendimento é anônima e não guarda identificador de quem avaliou; cada comanda aceita uma única avaliação, só depois do fechamento e dentro de 24 horas; o Gerente vê apenas números agregados.</w:t>
+              <w:t xml:space="preserve">A avaliação do atendimento é anônima e não guarda identificador de quem avaliou; cada comanda aceita uma única avaliação, só depois do fechamento e dentro de 24 horas; o Gerente vê apenas números agregados. No índice de desempenho (RF11), a média por garçom só é usada e exibida com pelo menos 5 avaliações no período; abaixo disso, o garçom recebe a média geral.</w:t>
             </w:r>
           </w:p>
         </w:tc>
@@ -6571,7 +6571,185 @@
                 <w:sz w:val="18"/>
                 <w:szCs w:val="18"/>
               </w:rPr>
-              <w:t xml:space="preserve">RF25; RNF03</w:t>
+              <w:t xml:space="preserve">RF25; RF11; RNF03</w:t>
+            </w:r>
+            <w:r>
+              <w:rPr>
+                <w:sz w:val="18"/>
+                <w:szCs w:val="18"/>
+              </w:rPr>
+              <w:t/>
+            </w:r>
+          </w:p>
+        </w:tc>
+        <w:tc>
+          <w:tcPr>
+            <w:tcW w:w="2528" w:type="dxa"/>
+            <w:tcMar>
+              <w:top w:w="60" w:type="dxa"/>
+              <w:left w:w="100" w:type="dxa"/>
+              <w:bottom w:w="60" w:type="dxa"/>
+              <w:right w:w="100" w:type="dxa"/>
+            </w:tcMar>
+            <w:vAlign w:val="center"/>
+          </w:tcPr>
+          <w:p>
+            <w:pPr>
+              <w:rPr>
+                <w:sz w:val="18"/>
+                <w:szCs w:val="18"/>
+              </w:rPr>
+            </w:pPr>
+            <w:r>
+              <w:rPr>
+                <w:sz w:val="18"/>
+                <w:szCs w:val="18"/>
+              </w:rPr>
+              <w:t xml:space="preserve">Decisão interna + teste automatizado</w:t>
+            </w:r>
+          </w:p>
+        </w:tc>
+        <w:tc>
+          <w:tcPr>
+            <w:tcW w:w="1984" w:type="dxa"/>
+            <w:shd w:val="clear" w:color="auto" w:fill="E2EFDA"/>
+            <w:tcMar>
+              <w:top w:w="60" w:type="dxa"/>
+              <w:left w:w="100" w:type="dxa"/>
+              <w:bottom w:w="60" w:type="dxa"/>
+              <w:right w:w="100" w:type="dxa"/>
+            </w:tcMar>
+            <w:vAlign w:val="center"/>
+          </w:tcPr>
+          <w:p>
+            <w:pPr>
+              <w:jc w:val="center"/>
+              <w:rPr>
+                <w:sz w:val="18"/>
+                <w:szCs w:val="18"/>
+              </w:rPr>
+            </w:pPr>
+            <w:r>
+              <w:rPr>
+                <w:sz w:val="18"/>
+                <w:szCs w:val="18"/>
+              </w:rPr>
+              <w:t xml:space="preserve">Aprovado</w:t>
+            </w:r>
+          </w:p>
+        </w:tc>
+      </w:tr>
+      <w:tr>
+        <w:tc>
+          <w:tcPr>
+            <w:tcW w:w="1000" w:type="dxa"/>
+            <w:tcMar>
+              <w:top w:w="60" w:type="dxa"/>
+              <w:left w:w="100" w:type="dxa"/>
+              <w:bottom w:w="60" w:type="dxa"/>
+              <w:right w:w="100" w:type="dxa"/>
+            </w:tcMar>
+            <w:vAlign w:val="center"/>
+          </w:tcPr>
+          <w:p>
+            <w:pPr>
+              <w:jc w:val="center"/>
+              <w:rPr>
+                <w:b/>
+                <w:bCs/>
+                <w:sz w:val="18"/>
+                <w:szCs w:val="18"/>
+              </w:rPr>
+            </w:pPr>
+            <w:r>
+              <w:rPr>
+                <w:b/>
+                <w:bCs/>
+                <w:sz w:val="18"/>
+                <w:szCs w:val="18"/>
+              </w:rPr>
+              <w:t xml:space="preserve">RN09</w:t>
+            </w:r>
+          </w:p>
+        </w:tc>
+        <w:tc>
+          <w:tcPr>
+            <w:tcW w:w="4300" w:type="dxa"/>
+            <w:tcMar>
+              <w:top w:w="60" w:type="dxa"/>
+              <w:left w:w="100" w:type="dxa"/>
+              <w:bottom w:w="60" w:type="dxa"/>
+              <w:right w:w="100" w:type="dxa"/>
+            </w:tcMar>
+            <w:vAlign w:val="center"/>
+          </w:tcPr>
+          <w:p>
+            <w:pPr>
+              <w:rPr>
+                <w:sz w:val="18"/>
+                <w:szCs w:val="18"/>
+              </w:rPr>
+            </w:pPr>
+            <w:r>
+              <w:rPr>
+                <w:sz w:val="18"/>
+                <w:szCs w:val="18"/>
+              </w:rPr>
+              <w:t xml:space="preserve">Cinco tentativas de acesso erradas seguidas — de senha ou do código do segundo fator — bloqueiam a conta por 15 minutos, e só um acesso completo zera a contagem. Durante o bloqueio, o login responde a mesma mensagem da senha errada, para não revelar quais e-mails estão cadastrados.</w:t>
+            </w:r>
+          </w:p>
+        </w:tc>
+        <w:tc>
+          <w:tcPr>
+            <w:tcW w:w="2400" w:type="dxa"/>
+            <w:tcMar>
+              <w:top w:w="60" w:type="dxa"/>
+              <w:left w:w="100" w:type="dxa"/>
+              <w:bottom w:w="60" w:type="dxa"/>
+              <w:right w:w="100" w:type="dxa"/>
+            </w:tcMar>
+            <w:vAlign w:val="center"/>
+          </w:tcPr>
+          <w:p>
+            <w:pPr>
+              <w:rPr>
+                <w:sz w:val="18"/>
+                <w:szCs w:val="18"/>
+              </w:rPr>
+            </w:pPr>
+            <w:r>
+              <w:rPr>
+                <w:sz w:val="18"/>
+                <w:szCs w:val="18"/>
+              </w:rPr>
+              <w:t xml:space="preserve">Decisão da dupla (23/09) — issue #230</w:t>
+            </w:r>
+          </w:p>
+        </w:tc>
+        <w:tc>
+          <w:tcPr>
+            <w:tcW w:w="2100" w:type="dxa"/>
+            <w:tcMar>
+              <w:top w:w="60" w:type="dxa"/>
+              <w:left w:w="100" w:type="dxa"/>
+              <w:bottom w:w="60" w:type="dxa"/>
+              <w:right w:w="100" w:type="dxa"/>
+            </w:tcMar>
+            <w:vAlign w:val="center"/>
+          </w:tcPr>
+          <w:p>
+            <w:pPr>
+              <w:rPr>
+                <w:sz w:val="18"/>
+                <w:szCs w:val="18"/>
+              </w:rPr>
+            </w:pPr>
+            <w:r>
+              <w:rPr>
+                <w:sz w:val="18"/>
+                <w:szCs w:val="18"/>
+              </w:rPr>
+              <w:t xml:space="preserve">UC01; UC02; RN06; RN07</w:t>
             </w:r>
             <w:r>
               <w:rPr>

--- a/docs/requisitos/GASTRA_Matriz_Rastreabilidade.docx
+++ b/docs/requisitos/GASTRA_Matriz_Rastreabilidade.docx
@@ -4515,7 +4515,7 @@
                 <w:sz w:val="18"/>
                 <w:szCs w:val="18"/>
               </w:rPr>
-              <w:t xml:space="preserve">UC25; RN08</w:t>
+              <w:t xml:space="preserve">US24; UC25; RN08</w:t>
             </w:r>
             <w:r>
               <w:rPr>
